--- a/Focus Group Materials/Pitch Script/Pitch_Script_v1.docx
+++ b/Focus Group Materials/Pitch Script/Pitch_Script_v1.docx
@@ -18,7 +18,7 @@
         <w:t xml:space="preserve">Event: </w:t>
       </w:r>
       <w:r>
-        <w:t>May 9, 2026 (Saturday) Venue:        Hampton Inn, 1000 Towne Square Dr, Greensburg Slot:         12:15-12:45 (between welcome and mockup walkthrough) Duration:     ~30 minutes spoken / ~2,895 words Speakers:     Nicole (opens + closes) + Arron (vision + proof) Format:       Tag-team, two clean hand-off seams, no mid-section tag-offs Last updated: 2026-05-01 Version:      v1</w:t>
+        <w:t>May 9, 2026 (Saturday) Venue:        Hampton Inn, 1000 Towne Square Dr, Greensburg Slot:         12:15-12:45 (between welcome and mockup walkthrough) Duration:     ~30 minutes spoken / ~2,895 words Speakers:     Nicole (opens + closes) + Arron (vision + proof) Format:       Tag-team, two clean hand-off seams, no mid-section tag-offs Last updated: 2026-05-02 Version:      v1</w:t>
       </w:r>
     </w:p>
     <w:p>
@@ -231,7 +231,7 @@
     </w:p>
     <w:p>
       <w:r>
-        <w:t>Every coach in this room knows the gap. Rick, Bret, and Bob have coached at high levels for decades between them.</w:t>
+        <w:t>Every coach in this room knows the gap. Rick, Buck, and Bob have over 100 years of coaching experience between them.</w:t>
       </w:r>
     </w:p>
     <w:p>
@@ -244,7 +244,7 @@
     </w:p>
     <w:p>
       <w:r>
-        <w:t>You have watched athletes whose mental game was the limiting factor, not their physical capability. The athletes who understood themselves were the ones who got the most out of themselves.</w:t>
+        <w:t>Each of you have watched athletes whose mental game was the limiting factor, not their physical capability. The athletes who understood themselves were the ones who got the most out of themselves.</w:t>
       </w:r>
     </w:p>
     <w:p>
@@ -1047,7 +1047,7 @@
     </w:p>
     <w:p>
       <w:r>
-        <w:t>For our institutional coaches in the room. Rick, Bret, Bob. If we dropped this in your program tomorrow, what would actually break? Where would your compliance department balk? Which staff members at which levels would not adopt it? What would the coaching staff want different from what we have designed? You have run programs. You know what does not survive contact with a real season.</w:t>
+        <w:t>For our institutional coaches in the room. Rick, Bret, Bob, Gio, Buck, Chris. High school and college, head coach to assistant, program builder to position coach. If we dropped this in your program tomorrow, what would actually break? Where would your compliance department, or in high school your AD and state association, balk? Which staff members at which levels would not adopt it? What would the coaching staff want different from what we have designed? You have run programs. You know what does not survive contact with a real season.</w:t>
       </w:r>
     </w:p>
     <w:p>

--- a/Focus Group Materials/Pitch Script/Pitch_Script_v1.docx
+++ b/Focus Group Materials/Pitch Script/Pitch_Script_v1.docx
@@ -1322,7 +1322,7 @@
     </w:p>
     <w:sectPr>
       <w:pgSz w:w="12240" w:h="15840"/>
-      <w:pgMar w:top="1296" w:right="1296" w:bottom="1296" w:left="1296" w:header="720" w:footer="720" w:gutter="0"/>
+      <w:pgMar w:top="720" w:right="720" w:bottom="720" w:left="720" w:header="720" w:footer="720" w:gutter="0"/>
       <w:cols w:space="720"/>
       <w:docGrid w:linePitch="360"/>
     </w:sectPr>

--- a/Focus Group Materials/Pitch Script/Pitch_Script_v1.docx
+++ b/Focus Group Materials/Pitch Script/Pitch_Script_v1.docx
@@ -421,7 +421,7 @@
     </w:p>
     <w:p>
       <w:r>
-        <w:t>Five minutes a day. Once a week, they do an eight to twelve-minute weekly recap that goes deeper.</w:t>
+        <w:t>Five minutes a day. Once a week, they do a five to eight-minute weekly recap that goes deeper.</w:t>
       </w:r>
     </w:p>
     <w:p>
